--- a/НаучнаяСтатья.docx
+++ b/НаучнаяСтатья.docx
@@ -254,16 +254,7 @@
           <w:rFonts w:ascii="Times New Roman" w:hAnsi="Times New Roman" w:cs="Times New Roman"/>
           <w:lang w:val="ru-RU"/>
         </w:rPr>
-        <w:t xml:space="preserve"> спект</w:t>
-      </w:r>
-      <w:bookmarkStart w:id="0" w:name="_GoBack"/>
-      <w:bookmarkEnd w:id="0"/>
-      <w:r>
-        <w:rPr>
-          <w:rFonts w:ascii="Times New Roman" w:hAnsi="Times New Roman" w:cs="Times New Roman"/>
-          <w:lang w:val="ru-RU"/>
-        </w:rPr>
-        <w:t>ров.</w:t>
+        <w:t xml:space="preserve"> спектров.</w:t>
       </w:r>
     </w:p>
     <w:p>
@@ -1641,7 +1632,21 @@
           <w:rFonts w:ascii="Times New Roman" w:hAnsi="Times New Roman" w:cs="Times New Roman"/>
           <w:lang w:val="ru-RU"/>
         </w:rPr>
-        <w:t>Было обнаружено, что большая часть значений находится в диапазоне до 10000. Предположительно такие значения могут представлять шумовые измерения или менее информативные спектры.</w:t>
+        <w:t xml:space="preserve">Было обнаружено, что большая часть значений находится в диапазоне </w:t>
+      </w:r>
+      <w:r>
+        <w:rPr>
+          <w:rFonts w:ascii="Times New Roman" w:hAnsi="Times New Roman" w:cs="Times New Roman"/>
+          <w:lang w:val="ru-RU"/>
+        </w:rPr>
+        <w:t xml:space="preserve">возле </w:t>
+      </w:r>
+      <w:r>
+        <w:rPr>
+          <w:rFonts w:ascii="Times New Roman" w:hAnsi="Times New Roman" w:cs="Times New Roman"/>
+          <w:lang w:val="ru-RU"/>
+        </w:rPr>
+        <w:t>10000. Предположительно такие значения могут представлять шумовые измерения или менее информативные спектры.</w:t>
       </w:r>
     </w:p>
     <w:p>
@@ -1702,7 +1707,6 @@
       <w:pPr>
         <w:rPr>
           <w:rFonts w:ascii="Times New Roman" w:hAnsi="Times New Roman" w:cs="Times New Roman"/>
-          <w:lang w:val="ru-RU"/>
         </w:rPr>
       </w:pPr>
       <w:r>
@@ -1731,7 +1735,14 @@
           <w:lang w:val="ru-RU"/>
         </w:rPr>
         <w:br/>
-        <w:t>2. Исключены низкоинтенсивные спектры</w:t>
+        <w:t>2. Исключены низкоинтенси</w:t>
+      </w:r>
+      <w:r>
+        <w:rPr>
+          <w:rFonts w:ascii="Times New Roman" w:hAnsi="Times New Roman" w:cs="Times New Roman"/>
+          <w:lang w:val="ru-RU"/>
+        </w:rPr>
+        <w:t>вные спектры</w:t>
       </w:r>
       <w:r>
         <w:rPr>
@@ -1739,13 +1750,7 @@
           <w:lang w:val="ru-RU"/>
         </w:rPr>
         <w:br/>
-        <w:t xml:space="preserve">3. Повторно обучена модель </w:t>
-      </w:r>
-      <w:r>
-        <w:rPr>
-          <w:rFonts w:ascii="Times New Roman" w:hAnsi="Times New Roman" w:cs="Times New Roman"/>
-        </w:rPr>
-        <w:t>Random</w:t>
+        <w:t>3. Повторно обучены модели</w:t>
       </w:r>
       <w:r>
         <w:rPr>
@@ -1753,12 +1758,6 @@
           <w:lang w:val="ru-RU"/>
         </w:rPr>
         <w:t xml:space="preserve"> </w:t>
-      </w:r>
-      <w:r>
-        <w:rPr>
-          <w:rFonts w:ascii="Times New Roman" w:hAnsi="Times New Roman" w:cs="Times New Roman"/>
-        </w:rPr>
-        <w:t>Forest</w:t>
       </w:r>
     </w:p>
     <w:p>
@@ -1773,12 +1772,11 @@
           <w:rFonts w:ascii="Times New Roman" w:hAnsi="Times New Roman" w:cs="Times New Roman"/>
           <w:lang w:val="ru-RU"/>
         </w:rPr>
-        <w:t>Таким образом модель обучалась на наиболее выраженных спектральных выбросах.</w:t>
+        <w:t xml:space="preserve">Сравнение моделей </w:t>
       </w:r>
     </w:p>
     <w:p>
       <w:pPr>
-        <w:pStyle w:val="1"/>
         <w:rPr>
           <w:rFonts w:ascii="Times New Roman" w:hAnsi="Times New Roman" w:cs="Times New Roman"/>
           <w:lang w:val="ru-RU"/>
@@ -1790,29 +1788,23 @@
           <w:lang w:val="ru-RU"/>
         </w:rPr>
         <w:lastRenderedPageBreak/>
-        <w:t>7. Результаты</w:t>
+        <w:t>Таким образом модель обучалась на наиболее выраженных спектральных выбросах.</w:t>
       </w:r>
     </w:p>
     <w:p>
       <w:pPr>
-        <w:rPr>
-          <w:rFonts w:ascii="Times New Roman" w:hAnsi="Times New Roman" w:cs="Times New Roman"/>
-          <w:lang w:val="ru-RU"/>
-        </w:rPr>
-      </w:pPr>
-      <w:r>
-        <w:rPr>
-          <w:rFonts w:ascii="Times New Roman" w:hAnsi="Times New Roman" w:cs="Times New Roman"/>
-          <w:lang w:val="ru-RU"/>
-        </w:rPr>
-        <w:t>Сравне</w:t>
-      </w:r>
-      <w:r>
-        <w:rPr>
-          <w:rFonts w:ascii="Times New Roman" w:hAnsi="Times New Roman" w:cs="Times New Roman"/>
-          <w:lang w:val="ru-RU"/>
-        </w:rPr>
-        <w:t>ние моделей:</w:t>
+        <w:pStyle w:val="1"/>
+        <w:rPr>
+          <w:rFonts w:ascii="Times New Roman" w:hAnsi="Times New Roman" w:cs="Times New Roman"/>
+          <w:lang w:val="ru-RU"/>
+        </w:rPr>
+      </w:pPr>
+      <w:r>
+        <w:rPr>
+          <w:rFonts w:ascii="Times New Roman" w:hAnsi="Times New Roman" w:cs="Times New Roman"/>
+          <w:lang w:val="ru-RU"/>
+        </w:rPr>
+        <w:t>7. Результаты</w:t>
       </w:r>
     </w:p>
     <w:p>
@@ -1825,114 +1817,16 @@
       <w:r>
         <w:rPr>
           <w:rFonts w:ascii="Times New Roman" w:hAnsi="Times New Roman" w:cs="Times New Roman"/>
-        </w:rPr>
-        <w:t>RF</w:t>
-      </w:r>
-      <w:r>
-        <w:rPr>
-          <w:rFonts w:ascii="Times New Roman" w:hAnsi="Times New Roman" w:cs="Times New Roman"/>
-          <w:lang w:val="ru-RU"/>
-        </w:rPr>
-        <w:t xml:space="preserve"> — 52% / 52%</w:t>
-      </w:r>
-      <w:r>
-        <w:rPr>
-          <w:rFonts w:ascii="Times New Roman" w:hAnsi="Times New Roman" w:cs="Times New Roman"/>
-          <w:lang w:val="ru-RU"/>
-        </w:rPr>
-        <w:br/>
-      </w:r>
-      <w:r>
-        <w:rPr>
-          <w:rFonts w:ascii="Times New Roman" w:hAnsi="Times New Roman" w:cs="Times New Roman"/>
-        </w:rPr>
-        <w:t>RF</w:t>
-      </w:r>
-      <w:r>
-        <w:rPr>
-          <w:rFonts w:ascii="Times New Roman" w:hAnsi="Times New Roman" w:cs="Times New Roman"/>
-          <w:lang w:val="ru-RU"/>
-        </w:rPr>
-        <w:t>_</w:t>
-      </w:r>
-      <w:r>
-        <w:rPr>
-          <w:rFonts w:ascii="Times New Roman" w:hAnsi="Times New Roman" w:cs="Times New Roman"/>
-        </w:rPr>
-        <w:t>NORM</w:t>
-      </w:r>
-      <w:r>
-        <w:rPr>
-          <w:rFonts w:ascii="Times New Roman" w:hAnsi="Times New Roman" w:cs="Times New Roman"/>
-          <w:lang w:val="ru-RU"/>
-        </w:rPr>
-        <w:t xml:space="preserve"> — 52% / 52%</w:t>
-      </w:r>
-      <w:r>
-        <w:rPr>
-          <w:rFonts w:ascii="Times New Roman" w:hAnsi="Times New Roman" w:cs="Times New Roman"/>
-          <w:lang w:val="ru-RU"/>
-        </w:rPr>
-        <w:br/>
-      </w:r>
-      <w:r>
-        <w:rPr>
-          <w:rFonts w:ascii="Times New Roman" w:hAnsi="Times New Roman" w:cs="Times New Roman"/>
-        </w:rPr>
-        <w:t>NN</w:t>
-      </w:r>
-      <w:r>
-        <w:rPr>
-          <w:rFonts w:ascii="Times New Roman" w:hAnsi="Times New Roman" w:cs="Times New Roman"/>
-          <w:lang w:val="ru-RU"/>
-        </w:rPr>
-        <w:t xml:space="preserve"> </w:t>
-      </w:r>
-      <w:r>
-        <w:rPr>
-          <w:rFonts w:ascii="Times New Roman" w:hAnsi="Times New Roman" w:cs="Times New Roman"/>
-        </w:rPr>
-        <w:t>V</w:t>
-      </w:r>
-      <w:r>
-        <w:rPr>
-          <w:rFonts w:ascii="Times New Roman" w:hAnsi="Times New Roman" w:cs="Times New Roman"/>
-          <w:lang w:val="ru-RU"/>
-        </w:rPr>
-        <w:t>1 — 36% / 41%</w:t>
-      </w:r>
-      <w:r>
-        <w:rPr>
-          <w:rFonts w:ascii="Times New Roman" w:hAnsi="Times New Roman" w:cs="Times New Roman"/>
-          <w:lang w:val="ru-RU"/>
-        </w:rPr>
-        <w:br/>
-      </w:r>
-      <w:r>
-        <w:rPr>
-          <w:rFonts w:ascii="Times New Roman" w:hAnsi="Times New Roman" w:cs="Times New Roman"/>
-        </w:rPr>
-        <w:t>NN</w:t>
-      </w:r>
-      <w:r>
-        <w:rPr>
-          <w:rFonts w:ascii="Times New Roman" w:hAnsi="Times New Roman" w:cs="Times New Roman"/>
-          <w:lang w:val="ru-RU"/>
-        </w:rPr>
-        <w:t xml:space="preserve"> </w:t>
-      </w:r>
-      <w:r>
-        <w:rPr>
-          <w:rFonts w:ascii="Times New Roman" w:hAnsi="Times New Roman" w:cs="Times New Roman"/>
-        </w:rPr>
-        <w:t>V</w:t>
-      </w:r>
-      <w:r>
-        <w:rPr>
-          <w:rFonts w:ascii="Times New Roman" w:hAnsi="Times New Roman" w:cs="Times New Roman"/>
-          <w:lang w:val="ru-RU"/>
-        </w:rPr>
-        <w:t>2 — 41% / 47%</w:t>
+          <w:lang w:val="ru-RU"/>
+        </w:rPr>
+        <w:t>До фильтрации моделей</w:t>
+      </w:r>
+      <w:r>
+        <w:rPr>
+          <w:rFonts w:ascii="Times New Roman" w:hAnsi="Times New Roman" w:cs="Times New Roman"/>
+          <w:lang w:val="ru-RU"/>
+        </w:rPr>
+        <w:t>:</w:t>
       </w:r>
     </w:p>
     <w:p>
@@ -1945,15 +1839,61 @@
       <w:r>
         <w:rPr>
           <w:rFonts w:ascii="Times New Roman" w:hAnsi="Times New Roman" w:cs="Times New Roman"/>
-          <w:lang w:val="ru-RU"/>
-        </w:rPr>
-        <w:t xml:space="preserve">После фильтрации данных модель </w:t>
-      </w:r>
-      <w:r>
-        <w:rPr>
-          <w:rFonts w:ascii="Times New Roman" w:hAnsi="Times New Roman" w:cs="Times New Roman"/>
-        </w:rPr>
-        <w:t>Random</w:t>
+        </w:rPr>
+        <w:t>RF</w:t>
+      </w:r>
+      <w:r>
+        <w:rPr>
+          <w:rFonts w:ascii="Times New Roman" w:hAnsi="Times New Roman" w:cs="Times New Roman"/>
+          <w:lang w:val="ru-RU"/>
+        </w:rPr>
+        <w:t xml:space="preserve"> — 52% / 52%</w:t>
+      </w:r>
+      <w:r>
+        <w:rPr>
+          <w:rFonts w:ascii="Times New Roman" w:hAnsi="Times New Roman" w:cs="Times New Roman"/>
+          <w:lang w:val="ru-RU"/>
+        </w:rPr>
+        <w:br/>
+      </w:r>
+      <w:r>
+        <w:rPr>
+          <w:rFonts w:ascii="Times New Roman" w:hAnsi="Times New Roman" w:cs="Times New Roman"/>
+        </w:rPr>
+        <w:t>RF</w:t>
+      </w:r>
+      <w:r>
+        <w:rPr>
+          <w:rFonts w:ascii="Times New Roman" w:hAnsi="Times New Roman" w:cs="Times New Roman"/>
+          <w:lang w:val="ru-RU"/>
+        </w:rPr>
+        <w:t>_</w:t>
+      </w:r>
+      <w:r>
+        <w:rPr>
+          <w:rFonts w:ascii="Times New Roman" w:hAnsi="Times New Roman" w:cs="Times New Roman"/>
+        </w:rPr>
+        <w:t>NORM</w:t>
+      </w:r>
+      <w:r>
+        <w:rPr>
+          <w:rFonts w:ascii="Times New Roman" w:hAnsi="Times New Roman" w:cs="Times New Roman"/>
+          <w:lang w:val="ru-RU"/>
+        </w:rPr>
+        <w:t xml:space="preserve"> — 52% / 52%</w:t>
+      </w:r>
+      <w:r>
+        <w:rPr>
+          <w:rFonts w:ascii="Times New Roman" w:hAnsi="Times New Roman" w:cs="Times New Roman"/>
+          <w:lang w:val="ru-RU"/>
+        </w:rPr>
+        <w:br/>
+      </w:r>
+      <w:r>
+        <w:rPr>
+          <w:rFonts w:ascii="Times New Roman" w:hAnsi="Times New Roman" w:cs="Times New Roman"/>
+        </w:rPr>
+        <w:t>NN</w:t>
       </w:r>
       <w:r>
         <w:rPr>
@@ -1966,61 +1906,274 @@
         <w:rPr>
           <w:rFonts w:ascii="Times New Roman" w:hAnsi="Times New Roman" w:cs="Times New Roman"/>
         </w:rPr>
-        <w:t>Forest</w:t>
-      </w:r>
-      <w:r>
-        <w:rPr>
-          <w:rFonts w:ascii="Times New Roman" w:hAnsi="Times New Roman" w:cs="Times New Roman"/>
-          <w:lang w:val="ru-RU"/>
-        </w:rPr>
-        <w:t xml:space="preserve"> показала точность 86%.</w:t>
+        <w:t>V</w:t>
+      </w:r>
+      <w:r>
+        <w:rPr>
+          <w:rFonts w:ascii="Times New Roman" w:hAnsi="Times New Roman" w:cs="Times New Roman"/>
+          <w:lang w:val="ru-RU"/>
+        </w:rPr>
+        <w:t>1 — 36% / 41%</w:t>
+      </w:r>
+      <w:r>
+        <w:rPr>
+          <w:rFonts w:ascii="Times New Roman" w:hAnsi="Times New Roman" w:cs="Times New Roman"/>
+          <w:lang w:val="ru-RU"/>
+        </w:rPr>
+        <w:br/>
+      </w:r>
+      <w:r>
+        <w:rPr>
+          <w:rFonts w:ascii="Times New Roman" w:hAnsi="Times New Roman" w:cs="Times New Roman"/>
+        </w:rPr>
+        <w:t>NN</w:t>
+      </w:r>
+      <w:r>
+        <w:rPr>
+          <w:rFonts w:ascii="Times New Roman" w:hAnsi="Times New Roman" w:cs="Times New Roman"/>
+          <w:lang w:val="ru-RU"/>
+        </w:rPr>
+        <w:t xml:space="preserve"> </w:t>
+      </w:r>
+      <w:r>
+        <w:rPr>
+          <w:rFonts w:ascii="Times New Roman" w:hAnsi="Times New Roman" w:cs="Times New Roman"/>
+        </w:rPr>
+        <w:t>V</w:t>
+      </w:r>
+      <w:r>
+        <w:rPr>
+          <w:rFonts w:ascii="Times New Roman" w:hAnsi="Times New Roman" w:cs="Times New Roman"/>
+          <w:lang w:val="ru-RU"/>
+        </w:rPr>
+        <w:t>2 — 41% / 47%</w:t>
       </w:r>
     </w:p>
     <w:p>
       <w:pPr>
-        <w:pStyle w:val="1"/>
-        <w:rPr>
-          <w:rFonts w:ascii="Times New Roman" w:hAnsi="Times New Roman" w:cs="Times New Roman"/>
-          <w:lang w:val="ru-RU"/>
-        </w:rPr>
-      </w:pPr>
-      <w:r>
-        <w:rPr>
-          <w:rFonts w:ascii="Times New Roman" w:hAnsi="Times New Roman" w:cs="Times New Roman"/>
-          <w:lang w:val="ru-RU"/>
-        </w:rPr>
-        <w:t>8. Выводы</w:t>
+        <w:rPr>
+          <w:rFonts w:ascii="Times New Roman" w:hAnsi="Times New Roman" w:cs="Times New Roman"/>
+          <w:lang w:val="ru-RU"/>
+        </w:rPr>
+      </w:pPr>
+      <w:r>
+        <w:rPr>
+          <w:rFonts w:ascii="Times New Roman" w:hAnsi="Times New Roman" w:cs="Times New Roman"/>
+          <w:lang w:val="ru-RU"/>
+        </w:rPr>
+        <w:t xml:space="preserve">После фильтрации данных модель </w:t>
+      </w:r>
+      <w:r>
+        <w:rPr>
+          <w:rFonts w:ascii="Times New Roman" w:hAnsi="Times New Roman" w:cs="Times New Roman"/>
+        </w:rPr>
+        <w:t>Random</w:t>
+      </w:r>
+      <w:r>
+        <w:rPr>
+          <w:rFonts w:ascii="Times New Roman" w:hAnsi="Times New Roman" w:cs="Times New Roman"/>
+          <w:lang w:val="ru-RU"/>
+        </w:rPr>
+        <w:t xml:space="preserve"> </w:t>
+      </w:r>
+      <w:r>
+        <w:rPr>
+          <w:rFonts w:ascii="Times New Roman" w:hAnsi="Times New Roman" w:cs="Times New Roman"/>
+        </w:rPr>
+        <w:t>Forest</w:t>
+      </w:r>
+      <w:r>
+        <w:rPr>
+          <w:rFonts w:ascii="Times New Roman" w:hAnsi="Times New Roman" w:cs="Times New Roman"/>
+          <w:lang w:val="ru-RU"/>
+        </w:rPr>
+        <w:t xml:space="preserve"> показала точность 86</w:t>
+      </w:r>
+      <w:r>
+        <w:rPr>
+          <w:rFonts w:ascii="Times New Roman" w:hAnsi="Times New Roman" w:cs="Times New Roman"/>
+          <w:lang w:val="ru-RU"/>
+        </w:rPr>
+        <w:t>%</w:t>
+      </w:r>
+      <w:r>
+        <w:rPr>
+          <w:rFonts w:ascii="Times New Roman" w:hAnsi="Times New Roman" w:cs="Times New Roman"/>
+          <w:lang w:val="ru-RU"/>
+        </w:rPr>
+        <w:t xml:space="preserve"> / </w:t>
+      </w:r>
+      <w:r>
+        <w:rPr>
+          <w:rFonts w:ascii="Times New Roman" w:hAnsi="Times New Roman" w:cs="Times New Roman"/>
+          <w:lang w:val="ru-RU"/>
+        </w:rPr>
+        <w:t>86</w:t>
+      </w:r>
+      <w:r>
+        <w:rPr>
+          <w:rFonts w:ascii="Times New Roman" w:hAnsi="Times New Roman" w:cs="Times New Roman"/>
+          <w:lang w:val="ru-RU"/>
+        </w:rPr>
+        <w:t>%.</w:t>
+      </w:r>
+      <w:r>
+        <w:rPr>
+          <w:rFonts w:ascii="Times New Roman" w:hAnsi="Times New Roman" w:cs="Times New Roman"/>
+          <w:lang w:val="ru-RU"/>
+        </w:rPr>
+        <w:t xml:space="preserve"> М</w:t>
+      </w:r>
+      <w:r>
+        <w:rPr>
+          <w:rFonts w:ascii="Times New Roman" w:hAnsi="Times New Roman" w:cs="Times New Roman"/>
+          <w:lang w:val="ru-RU"/>
+        </w:rPr>
+        <w:t xml:space="preserve">одель </w:t>
+      </w:r>
+      <w:r>
+        <w:rPr>
+          <w:rFonts w:ascii="Times New Roman" w:hAnsi="Times New Roman" w:cs="Times New Roman"/>
+        </w:rPr>
+        <w:t>NN</w:t>
+      </w:r>
+      <w:r>
+        <w:rPr>
+          <w:rFonts w:ascii="Times New Roman" w:hAnsi="Times New Roman" w:cs="Times New Roman"/>
+          <w:lang w:val="ru-RU"/>
+        </w:rPr>
+        <w:t xml:space="preserve"> </w:t>
+      </w:r>
+      <w:r>
+        <w:rPr>
+          <w:rFonts w:ascii="Times New Roman" w:hAnsi="Times New Roman" w:cs="Times New Roman"/>
+        </w:rPr>
+        <w:t>V</w:t>
+      </w:r>
+      <w:r>
+        <w:rPr>
+          <w:rFonts w:ascii="Times New Roman" w:hAnsi="Times New Roman" w:cs="Times New Roman"/>
+          <w:lang w:val="ru-RU"/>
+        </w:rPr>
+        <w:t>1</w:t>
+      </w:r>
+      <w:r>
+        <w:rPr>
+          <w:rFonts w:ascii="Times New Roman" w:hAnsi="Times New Roman" w:cs="Times New Roman"/>
+          <w:lang w:val="ru-RU"/>
+        </w:rPr>
+        <w:t xml:space="preserve"> </w:t>
+      </w:r>
+      <w:r>
+        <w:rPr>
+          <w:rFonts w:ascii="Times New Roman" w:hAnsi="Times New Roman" w:cs="Times New Roman"/>
+          <w:lang w:val="ru-RU"/>
+        </w:rPr>
+        <w:t>показала точность</w:t>
+      </w:r>
+      <w:r>
+        <w:rPr>
+          <w:rFonts w:ascii="Times New Roman" w:hAnsi="Times New Roman" w:cs="Times New Roman"/>
+          <w:lang w:val="ru-RU"/>
+        </w:rPr>
+        <w:t xml:space="preserve"> 38</w:t>
+      </w:r>
+      <w:r>
+        <w:rPr>
+          <w:rFonts w:ascii="Times New Roman" w:hAnsi="Times New Roman" w:cs="Times New Roman"/>
+          <w:lang w:val="ru-RU"/>
+        </w:rPr>
+        <w:t>%</w:t>
+      </w:r>
+      <w:r>
+        <w:rPr>
+          <w:rFonts w:ascii="Times New Roman" w:hAnsi="Times New Roman" w:cs="Times New Roman"/>
+          <w:lang w:val="ru-RU"/>
+        </w:rPr>
+        <w:t xml:space="preserve"> / 48%.</w:t>
+      </w:r>
+      <w:r>
+        <w:rPr>
+          <w:lang w:val="ru-RU"/>
+        </w:rPr>
+        <w:t xml:space="preserve"> </w:t>
+      </w:r>
+      <w:r>
+        <w:rPr>
+          <w:rFonts w:ascii="Times New Roman" w:hAnsi="Times New Roman" w:cs="Times New Roman"/>
+          <w:lang w:val="ru-RU"/>
+        </w:rPr>
+        <w:t xml:space="preserve">Модель </w:t>
+      </w:r>
+      <w:r>
+        <w:rPr>
+          <w:rFonts w:ascii="Times New Roman" w:hAnsi="Times New Roman" w:cs="Times New Roman"/>
+        </w:rPr>
+        <w:t>NN</w:t>
+      </w:r>
+      <w:r>
+        <w:rPr>
+          <w:rFonts w:ascii="Times New Roman" w:hAnsi="Times New Roman" w:cs="Times New Roman"/>
+          <w:lang w:val="ru-RU"/>
+        </w:rPr>
+        <w:t xml:space="preserve"> </w:t>
+      </w:r>
+      <w:r>
+        <w:rPr>
+          <w:rFonts w:ascii="Times New Roman" w:hAnsi="Times New Roman" w:cs="Times New Roman"/>
+        </w:rPr>
+        <w:t>V</w:t>
+      </w:r>
+      <w:r>
+        <w:rPr>
+          <w:rFonts w:ascii="Times New Roman" w:hAnsi="Times New Roman" w:cs="Times New Roman"/>
+          <w:lang w:val="ru-RU"/>
+        </w:rPr>
+        <w:t xml:space="preserve">2 показала точность </w:t>
+      </w:r>
+      <w:r>
+        <w:rPr>
+          <w:rFonts w:ascii="Times New Roman" w:hAnsi="Times New Roman" w:cs="Times New Roman"/>
+          <w:lang w:val="ru-RU"/>
+        </w:rPr>
+        <w:t>50</w:t>
+      </w:r>
+      <w:r>
+        <w:rPr>
+          <w:rFonts w:ascii="Times New Roman" w:hAnsi="Times New Roman" w:cs="Times New Roman"/>
+          <w:lang w:val="ru-RU"/>
+        </w:rPr>
+        <w:t>% /</w:t>
+      </w:r>
+      <w:r>
+        <w:rPr>
+          <w:rFonts w:ascii="Times New Roman" w:hAnsi="Times New Roman" w:cs="Times New Roman"/>
+          <w:lang w:val="ru-RU"/>
+        </w:rPr>
+        <w:t xml:space="preserve"> 60</w:t>
+      </w:r>
+      <w:r>
+        <w:rPr>
+          <w:rFonts w:ascii="Times New Roman" w:hAnsi="Times New Roman" w:cs="Times New Roman"/>
+          <w:lang w:val="ru-RU"/>
+        </w:rPr>
+        <w:t>%.</w:t>
       </w:r>
     </w:p>
     <w:p>
       <w:pPr>
-        <w:rPr>
-          <w:rFonts w:ascii="Times New Roman" w:hAnsi="Times New Roman" w:cs="Times New Roman"/>
-          <w:lang w:val="ru-RU"/>
-        </w:rPr>
-      </w:pPr>
-      <w:r>
-        <w:rPr>
-          <w:rFonts w:ascii="Times New Roman" w:hAnsi="Times New Roman" w:cs="Times New Roman"/>
-          <w:lang w:val="ru-RU"/>
-        </w:rPr>
-        <w:t xml:space="preserve">В ходе работы была исследована задача классификации биологических тканей на основе </w:t>
-      </w:r>
-      <w:proofErr w:type="spellStart"/>
-      <w:r>
-        <w:rPr>
-          <w:rFonts w:ascii="Times New Roman" w:hAnsi="Times New Roman" w:cs="Times New Roman"/>
-          <w:lang w:val="ru-RU"/>
-        </w:rPr>
-        <w:t>Рамановских</w:t>
-      </w:r>
-      <w:proofErr w:type="spellEnd"/>
-      <w:r>
-        <w:rPr>
-          <w:rFonts w:ascii="Times New Roman" w:hAnsi="Times New Roman" w:cs="Times New Roman"/>
-          <w:lang w:val="ru-RU"/>
-        </w:rPr>
-        <w:t xml:space="preserve"> спектров.</w:t>
+        <w:pStyle w:val="1"/>
+        <w:rPr>
+          <w:rFonts w:ascii="Times New Roman" w:hAnsi="Times New Roman" w:cs="Times New Roman"/>
+          <w:lang w:val="ru-RU"/>
+        </w:rPr>
+      </w:pPr>
+      <w:r>
+        <w:rPr>
+          <w:rFonts w:ascii="Times New Roman" w:hAnsi="Times New Roman" w:cs="Times New Roman"/>
+          <w:lang w:val="ru-RU"/>
+        </w:rPr>
+        <w:t>8. Выводы</w:t>
       </w:r>
     </w:p>
     <w:p>
@@ -2035,116 +2188,23 @@
           <w:rFonts w:ascii="Times New Roman" w:hAnsi="Times New Roman" w:cs="Times New Roman"/>
           <w:lang w:val="ru-RU"/>
         </w:rPr>
-        <w:t>Основные результаты:</w:t>
-      </w:r>
-      <w:r>
-        <w:rPr>
-          <w:rFonts w:ascii="Times New Roman" w:hAnsi="Times New Roman" w:cs="Times New Roman"/>
-          <w:lang w:val="ru-RU"/>
-        </w:rPr>
-        <w:br/>
-      </w:r>
-      <w:r>
-        <w:rPr>
-          <w:rFonts w:ascii="Times New Roman" w:hAnsi="Times New Roman" w:cs="Times New Roman"/>
-          <w:lang w:val="ru-RU"/>
-        </w:rPr>
-        <w:t xml:space="preserve">- </w:t>
-      </w:r>
-      <w:r>
-        <w:rPr>
-          <w:rFonts w:ascii="Times New Roman" w:hAnsi="Times New Roman" w:cs="Times New Roman"/>
-          <w:lang w:val="ru-RU"/>
-        </w:rPr>
-        <w:t>обнаружено около 70 млн дубликатов данных</w:t>
-      </w:r>
-      <w:r>
-        <w:rPr>
-          <w:rFonts w:ascii="Times New Roman" w:hAnsi="Times New Roman" w:cs="Times New Roman"/>
-          <w:lang w:val="ru-RU"/>
-        </w:rPr>
-        <w:br/>
-      </w:r>
-      <w:r>
-        <w:rPr>
-          <w:rFonts w:ascii="Times New Roman" w:hAnsi="Times New Roman" w:cs="Times New Roman"/>
-          <w:lang w:val="ru-RU"/>
-        </w:rPr>
-        <w:t xml:space="preserve">- </w:t>
-      </w:r>
-      <w:r>
-        <w:rPr>
-          <w:rFonts w:ascii="Times New Roman" w:hAnsi="Times New Roman" w:cs="Times New Roman"/>
-          <w:lang w:val="ru-RU"/>
-        </w:rPr>
-        <w:t xml:space="preserve">выявлена ключевая роль признака </w:t>
-      </w:r>
-      <w:r>
-        <w:rPr>
-          <w:rFonts w:ascii="Times New Roman" w:hAnsi="Times New Roman" w:cs="Times New Roman"/>
-        </w:rPr>
-        <w:t>Counts</w:t>
-      </w:r>
-      <w:r>
-        <w:rPr>
-          <w:rFonts w:ascii="Times New Roman" w:hAnsi="Times New Roman" w:cs="Times New Roman"/>
-          <w:lang w:val="ru-RU"/>
-        </w:rPr>
-        <w:br/>
-      </w:r>
-      <w:r>
-        <w:rPr>
-          <w:rFonts w:ascii="Times New Roman" w:hAnsi="Times New Roman" w:cs="Times New Roman"/>
-          <w:lang w:val="ru-RU"/>
-        </w:rPr>
-        <w:t xml:space="preserve">- </w:t>
-      </w:r>
-      <w:r>
-        <w:rPr>
-          <w:rFonts w:ascii="Times New Roman" w:hAnsi="Times New Roman" w:cs="Times New Roman"/>
-          <w:lang w:val="ru-RU"/>
-        </w:rPr>
-        <w:t>проведена фильтрация низкоинтенсивных спектров</w:t>
-      </w:r>
-      <w:r>
-        <w:rPr>
-          <w:rFonts w:ascii="Times New Roman" w:hAnsi="Times New Roman" w:cs="Times New Roman"/>
-          <w:lang w:val="ru-RU"/>
-        </w:rPr>
-        <w:br/>
-      </w:r>
-      <w:r>
-        <w:rPr>
-          <w:rFonts w:ascii="Times New Roman" w:hAnsi="Times New Roman" w:cs="Times New Roman"/>
-          <w:lang w:val="ru-RU"/>
-        </w:rPr>
-        <w:t xml:space="preserve">- </w:t>
-      </w:r>
-      <w:r>
-        <w:rPr>
-          <w:rFonts w:ascii="Times New Roman" w:hAnsi="Times New Roman" w:cs="Times New Roman"/>
-          <w:lang w:val="ru-RU"/>
-        </w:rPr>
-        <w:t xml:space="preserve">достигнута точность 86% при использовании </w:t>
-      </w:r>
-      <w:r>
-        <w:rPr>
-          <w:rFonts w:ascii="Times New Roman" w:hAnsi="Times New Roman" w:cs="Times New Roman"/>
-        </w:rPr>
-        <w:t>Random</w:t>
-      </w:r>
-      <w:r>
-        <w:rPr>
-          <w:rFonts w:ascii="Times New Roman" w:hAnsi="Times New Roman" w:cs="Times New Roman"/>
-          <w:lang w:val="ru-RU"/>
-        </w:rPr>
-        <w:t xml:space="preserve"> </w:t>
-      </w:r>
-      <w:r>
-        <w:rPr>
-          <w:rFonts w:ascii="Times New Roman" w:hAnsi="Times New Roman" w:cs="Times New Roman"/>
-        </w:rPr>
-        <w:t>Forest</w:t>
+        <w:t xml:space="preserve">В ходе работы была исследована задача классификации биологических тканей на основе </w:t>
+      </w:r>
+      <w:proofErr w:type="spellStart"/>
+      <w:r>
+        <w:rPr>
+          <w:rFonts w:ascii="Times New Roman" w:hAnsi="Times New Roman" w:cs="Times New Roman"/>
+          <w:lang w:val="ru-RU"/>
+        </w:rPr>
+        <w:t>Рамановских</w:t>
+      </w:r>
+      <w:proofErr w:type="spellEnd"/>
+      <w:r>
+        <w:rPr>
+          <w:rFonts w:ascii="Times New Roman" w:hAnsi="Times New Roman" w:cs="Times New Roman"/>
+          <w:lang w:val="ru-RU"/>
+        </w:rPr>
+        <w:t xml:space="preserve"> спектров.</w:t>
       </w:r>
     </w:p>
     <w:p>
@@ -2159,6 +2219,130 @@
           <w:rFonts w:ascii="Times New Roman" w:hAnsi="Times New Roman" w:cs="Times New Roman"/>
           <w:lang w:val="ru-RU"/>
         </w:rPr>
+        <w:t>Основные результаты:</w:t>
+      </w:r>
+      <w:r>
+        <w:rPr>
+          <w:rFonts w:ascii="Times New Roman" w:hAnsi="Times New Roman" w:cs="Times New Roman"/>
+          <w:lang w:val="ru-RU"/>
+        </w:rPr>
+        <w:br/>
+      </w:r>
+      <w:r>
+        <w:rPr>
+          <w:rFonts w:ascii="Times New Roman" w:hAnsi="Times New Roman" w:cs="Times New Roman"/>
+          <w:lang w:val="ru-RU"/>
+        </w:rPr>
+        <w:t xml:space="preserve">- </w:t>
+      </w:r>
+      <w:r>
+        <w:rPr>
+          <w:rFonts w:ascii="Times New Roman" w:hAnsi="Times New Roman" w:cs="Times New Roman"/>
+          <w:lang w:val="ru-RU"/>
+        </w:rPr>
+        <w:t>обнаружено около 70 млн дубликатов данных</w:t>
+      </w:r>
+      <w:r>
+        <w:rPr>
+          <w:rFonts w:ascii="Times New Roman" w:hAnsi="Times New Roman" w:cs="Times New Roman"/>
+          <w:lang w:val="ru-RU"/>
+        </w:rPr>
+        <w:br/>
+      </w:r>
+      <w:r>
+        <w:rPr>
+          <w:rFonts w:ascii="Times New Roman" w:hAnsi="Times New Roman" w:cs="Times New Roman"/>
+          <w:lang w:val="ru-RU"/>
+        </w:rPr>
+        <w:t xml:space="preserve">- </w:t>
+      </w:r>
+      <w:r>
+        <w:rPr>
+          <w:rFonts w:ascii="Times New Roman" w:hAnsi="Times New Roman" w:cs="Times New Roman"/>
+          <w:lang w:val="ru-RU"/>
+        </w:rPr>
+        <w:t xml:space="preserve">выявлена ключевая роль признака </w:t>
+      </w:r>
+      <w:r>
+        <w:rPr>
+          <w:rFonts w:ascii="Times New Roman" w:hAnsi="Times New Roman" w:cs="Times New Roman"/>
+        </w:rPr>
+        <w:t>Counts</w:t>
+      </w:r>
+      <w:r>
+        <w:rPr>
+          <w:rFonts w:ascii="Times New Roman" w:hAnsi="Times New Roman" w:cs="Times New Roman"/>
+          <w:lang w:val="ru-RU"/>
+        </w:rPr>
+        <w:br/>
+      </w:r>
+      <w:r>
+        <w:rPr>
+          <w:rFonts w:ascii="Times New Roman" w:hAnsi="Times New Roman" w:cs="Times New Roman"/>
+          <w:lang w:val="ru-RU"/>
+        </w:rPr>
+        <w:t xml:space="preserve">- </w:t>
+      </w:r>
+      <w:r>
+        <w:rPr>
+          <w:rFonts w:ascii="Times New Roman" w:hAnsi="Times New Roman" w:cs="Times New Roman"/>
+          <w:lang w:val="ru-RU"/>
+        </w:rPr>
+        <w:t>проведена фильтрация низкоинтенсивных спектров</w:t>
+      </w:r>
+      <w:r>
+        <w:rPr>
+          <w:rFonts w:ascii="Times New Roman" w:hAnsi="Times New Roman" w:cs="Times New Roman"/>
+          <w:lang w:val="ru-RU"/>
+        </w:rPr>
+        <w:br/>
+      </w:r>
+      <w:r>
+        <w:rPr>
+          <w:rFonts w:ascii="Times New Roman" w:hAnsi="Times New Roman" w:cs="Times New Roman"/>
+          <w:lang w:val="ru-RU"/>
+        </w:rPr>
+        <w:t xml:space="preserve">- </w:t>
+      </w:r>
+      <w:r>
+        <w:rPr>
+          <w:rFonts w:ascii="Times New Roman" w:hAnsi="Times New Roman" w:cs="Times New Roman"/>
+          <w:lang w:val="ru-RU"/>
+        </w:rPr>
+        <w:t xml:space="preserve">достигнута точность 86% при использовании </w:t>
+      </w:r>
+      <w:r>
+        <w:rPr>
+          <w:rFonts w:ascii="Times New Roman" w:hAnsi="Times New Roman" w:cs="Times New Roman"/>
+        </w:rPr>
+        <w:t>Random</w:t>
+      </w:r>
+      <w:r>
+        <w:rPr>
+          <w:rFonts w:ascii="Times New Roman" w:hAnsi="Times New Roman" w:cs="Times New Roman"/>
+          <w:lang w:val="ru-RU"/>
+        </w:rPr>
+        <w:t xml:space="preserve"> </w:t>
+      </w:r>
+      <w:r>
+        <w:rPr>
+          <w:rFonts w:ascii="Times New Roman" w:hAnsi="Times New Roman" w:cs="Times New Roman"/>
+        </w:rPr>
+        <w:t>Forest</w:t>
+      </w:r>
+    </w:p>
+    <w:p>
+      <w:pPr>
+        <w:rPr>
+          <w:rFonts w:ascii="Times New Roman" w:hAnsi="Times New Roman" w:cs="Times New Roman"/>
+          <w:lang w:val="ru-RU"/>
+        </w:rPr>
+      </w:pPr>
+      <w:r>
+        <w:rPr>
+          <w:rFonts w:ascii="Times New Roman" w:hAnsi="Times New Roman" w:cs="Times New Roman"/>
+          <w:lang w:val="ru-RU"/>
+        </w:rPr>
         <w:t>Полученные результаты показывают</w:t>
       </w:r>
       <w:r>
@@ -2168,6 +2352,8 @@
         </w:rPr>
         <w:t>, что предобработка данных играет критически важную роль при анализе спектроскопических данных.</w:t>
       </w:r>
+      <w:bookmarkStart w:id="0" w:name="_GoBack"/>
+      <w:bookmarkEnd w:id="0"/>
     </w:p>
     <w:sectPr>
       <w:pgSz w:w="12240" w:h="15840"/>
@@ -14406,7 +14592,7 @@
 </file>
 
 <file path=customXml/itemProps1.xml><?xml version="1.0" encoding="utf-8"?>
-<ds:datastoreItem xmlns:ds="http://schemas.openxmlformats.org/officeDocument/2006/customXml" ds:itemID="{0329BABA-D834-4347-9DCF-37E2BC7D6EAB}">
+<ds:datastoreItem xmlns:ds="http://schemas.openxmlformats.org/officeDocument/2006/customXml" ds:itemID="{F987519A-E5D3-4D3C-8F35-561334839025}">
   <ds:schemaRefs>
     <ds:schemaRef ds:uri="http://schemas.openxmlformats.org/officeDocument/2006/bibliography"/>
   </ds:schemaRefs>
